--- a/SCEPTRE_Study_Guide.docx
+++ b/SCEPTRE_Study_Guide.docx
@@ -6376,7 +6376,7 @@
           <w:b w:val="0"/>
           <w:i w:val="0"/>
         </w:rPr>
-        <w:t xml:space="preserve"> in Part 13.</w:t>
+        <w:t xml:space="preserve"> in Part 14.</w:t>
       </w:r>
     </w:p>
     <w:p>
